--- a/Documentations/Detail_Design_Guide_2_Zephyr_App_Device_Tree.docx
+++ b/Documentations/Detail_Design_Guide_2_Zephyr_App_Device_Tree.docx
@@ -44,6 +44,50 @@
     </w:p>
     <w:p>
       <w:r>
+        <w:t>First activate the zephyr environment:</w:t>
+      </w:r>
+    </w:p>
+    <w:p>
+      <w:r>
+        <w:drawing>
+          <wp:inline distT="0" distB="0" distL="0" distR="0" wp14:anchorId="68111798" wp14:editId="30E4AC6B">
+            <wp:extent cx="5943600" cy="228600"/>
+            <wp:effectExtent l="0" t="0" r="0" b="0"/>
+            <wp:docPr id="1326346133" name="Picture 1"/>
+            <wp:cNvGraphicFramePr>
+              <a:graphicFrameLocks xmlns:a="http://schemas.openxmlformats.org/drawingml/2006/main" noChangeAspect="1"/>
+            </wp:cNvGraphicFramePr>
+            <a:graphic xmlns:a="http://schemas.openxmlformats.org/drawingml/2006/main">
+              <a:graphicData uri="http://schemas.openxmlformats.org/drawingml/2006/picture">
+                <pic:pic xmlns:pic="http://schemas.openxmlformats.org/drawingml/2006/picture">
+                  <pic:nvPicPr>
+                    <pic:cNvPr id="1326346133" name=""/>
+                    <pic:cNvPicPr/>
+                  </pic:nvPicPr>
+                  <pic:blipFill>
+                    <a:blip r:embed="rId7"/>
+                    <a:stretch>
+                      <a:fillRect/>
+                    </a:stretch>
+                  </pic:blipFill>
+                  <pic:spPr>
+                    <a:xfrm>
+                      <a:off x="0" y="0"/>
+                      <a:ext cx="5943600" cy="228600"/>
+                    </a:xfrm>
+                    <a:prstGeom prst="rect">
+                      <a:avLst/>
+                    </a:prstGeom>
+                  </pic:spPr>
+                </pic:pic>
+              </a:graphicData>
+            </a:graphic>
+          </wp:inline>
+        </w:drawing>
+      </w:r>
+    </w:p>
+    <w:p>
+      <w:r>
         <w:t>One can run the looper command to generate the Zephyr device tree:</w:t>
       </w:r>
     </w:p>
@@ -61,38 +105,19 @@
           <w:sz w:val="22"/>
           <w:szCs w:val="22"/>
         </w:rPr>
-        <w:t xml:space="preserve">LOPPER_DTC_FLAGS="-b 0 -@" west lopper-command -p microblaze_riscv_0 -s </w:t>
+        <w:t>LOPPER_DTC_FLAGS="-b 0 -@" west lopper-command -p microblaze_riscv_0 -s &lt;path_of_device_tree&gt;/zephyr/zephyr/system-top.dts -w .</w:t>
       </w:r>
+    </w:p>
+    <w:p>
+      <w:r>
+        <w:t>Below is the screenshot covering the looper command output:</w:t>
+      </w:r>
+    </w:p>
+    <w:p>
       <w:r>
         <w:rPr>
-          <w:rFonts w:ascii="Courier New" w:hAnsi="Courier New" w:cs="Courier New"/>
-          <w:sz w:val="22"/>
-          <w:szCs w:val="22"/>
+          <w:noProof/>
         </w:rPr>
-        <w:t>&lt;path_of_device_tree&gt;</w:t>
-      </w:r>
-      <w:r>
-        <w:rPr>
-          <w:rFonts w:ascii="Courier New" w:hAnsi="Courier New" w:cs="Courier New"/>
-          <w:sz w:val="22"/>
-          <w:szCs w:val="22"/>
-        </w:rPr>
-        <w:t>/zephyr/zephyr/system-top.dts -</w:t>
-      </w:r>
-      <w:proofErr w:type="gramStart"/>
-      <w:r>
-        <w:rPr>
-          <w:rFonts w:ascii="Courier New" w:hAnsi="Courier New" w:cs="Courier New"/>
-          <w:sz w:val="22"/>
-          <w:szCs w:val="22"/>
-        </w:rPr>
-        <w:t>w .</w:t>
-      </w:r>
-      <w:proofErr w:type="gramEnd"/>
-    </w:p>
-    <w:p/>
-    <w:p>
-      <w:r>
         <w:drawing>
           <wp:inline distT="0" distB="0" distL="0" distR="0" wp14:anchorId="46517AB8" wp14:editId="5B614B54">
             <wp:extent cx="5943600" cy="1085850"/>
@@ -109,7 +134,7 @@
                     <pic:cNvPicPr/>
                   </pic:nvPicPr>
                   <pic:blipFill>
-                    <a:blip r:embed="rId7"/>
+                    <a:blip r:embed="rId8"/>
                     <a:stretch>
                       <a:fillRect/>
                     </a:stretch>
@@ -177,6 +202,9 @@
         <w:pStyle w:val="ListParagraph"/>
       </w:pPr>
       <w:r>
+        <w:rPr>
+          <w:noProof/>
+        </w:rPr>
         <w:lastRenderedPageBreak/>
         <w:drawing>
           <wp:inline distT="0" distB="0" distL="0" distR="0" wp14:anchorId="3CCB4C2D" wp14:editId="50FD9AEE">
@@ -194,7 +222,7 @@
                     <pic:cNvPicPr/>
                   </pic:nvPicPr>
                   <pic:blipFill>
-                    <a:blip r:embed="rId8"/>
+                    <a:blip r:embed="rId9"/>
                     <a:stretch>
                       <a:fillRect/>
                     </a:stretch>
@@ -220,6 +248,9 @@
         <w:pStyle w:val="ListParagraph"/>
       </w:pPr>
       <w:r>
+        <w:rPr>
+          <w:noProof/>
+        </w:rPr>
         <w:drawing>
           <wp:inline distT="0" distB="0" distL="0" distR="0" wp14:anchorId="0469E244" wp14:editId="1B2B9DF1">
             <wp:extent cx="5943600" cy="3122930"/>
@@ -236,7 +267,7 @@
                     <pic:cNvPicPr/>
                   </pic:nvPicPr>
                   <pic:blipFill>
-                    <a:blip r:embed="rId9"/>
+                    <a:blip r:embed="rId10"/>
                     <a:stretch>
                       <a:fillRect/>
                     </a:stretch>
@@ -301,11 +332,9 @@
             <w:tcW w:w="587" w:type="dxa"/>
           </w:tcPr>
           <w:p>
-            <w:proofErr w:type="gramStart"/>
             <w:r>
               <w:t>S.N</w:t>
             </w:r>
-            <w:proofErr w:type="gramEnd"/>
           </w:p>
         </w:tc>
         <w:tc>
@@ -385,8 +414,8 @@
     <w:p/>
     <w:p/>
     <w:sectPr>
-      <w:headerReference w:type="default" r:id="rId10"/>
-      <w:footerReference w:type="default" r:id="rId11"/>
+      <w:headerReference w:type="default" r:id="rId11"/>
+      <w:footerReference w:type="default" r:id="rId12"/>
       <w:pgSz w:w="12240" w:h="15840"/>
       <w:pgMar w:top="1440" w:right="1440" w:bottom="1440" w:left="1440" w:header="720" w:footer="720" w:gutter="0"/>
       <w:cols w:space="720"/>
@@ -1691,6 +1720,7 @@
   <w:style w:type="character" w:default="1" w:styleId="DefaultParagraphFont">
     <w:name w:val="Default Paragraph Font"/>
     <w:uiPriority w:val="1"/>
+    <w:semiHidden/>
     <w:unhideWhenUsed/>
   </w:style>
   <w:style w:type="table" w:default="1" w:styleId="TableNormal">
